--- a/nursing-workload-proposal/院長面報摘要_草案v0.1.docx
+++ b/nursing-workload-proposal/院長面報摘要_草案v0.1.docx
@@ -749,7 +749,7 @@
                 <w:sz w:val="22"/>
                 <w:szCs w:val="22"/>
               </w:rPr>
-              <w:t xml:space="preserve">3 個月照護負荷評估：比較同樣合法的單位實際負荷，作為後續配置與開床依據；不需額外經費</w:t>
+              <w:t xml:space="preserve">3 個月照護負荷評估：比較同樣合法的單位實際負荷；加護病房現行 TISS／APACHE 無法反映護理工作量，試行 NAS 對照；作為後續配置與開床依據，不需額外經費</w:t>
             </w:r>
           </w:p>
         </w:tc>

--- a/nursing-workload-proposal/院長面報摘要_草案v0.1.docx
+++ b/nursing-workload-proposal/院長面報摘要_草案v0.1.docx
@@ -749,7 +749,7 @@
                 <w:sz w:val="22"/>
                 <w:szCs w:val="22"/>
               </w:rPr>
-              <w:t xml:space="preserve">3 個月照護負荷評估：比較同樣合法的單位實際負荷；加護病房現行 TISS／APACHE 無法反映護理工作量，試行 NAS 對照；作為後續配置與開床依據，不需額外經費</w:t>
+              <w:t xml:space="preserve">建立護理負荷儀表板：串接現有醫囑、給藥執行、入出轉與護理紀錄，按單位、班別呈現每位護理師工作量，作為開床與人力調配依據；不增加護理師填寫，需資訊室協助</w:t>
             </w:r>
           </w:p>
         </w:tc>
@@ -778,7 +778,7 @@
                 <w:sz w:val="22"/>
                 <w:szCs w:val="22"/>
               </w:rPr>
-              <w:t xml:space="preserve">116 年 3 月前完成並回報</w:t>
+              <w:t xml:space="preserve">第一版於 116 年 3 月前完成並回報</w:t>
             </w:r>
           </w:p>
         </w:tc>
@@ -858,7 +858,7 @@
         <w:rPr>
           <w:rFonts w:ascii="Times New Roman" w:cs="Times New Roman" w:eastAsia="標楷體" w:hAnsi="Times New Roman"/>
         </w:rPr>
-        <w:t xml:space="preserve">同意護理部進行 3 個月照護負荷評估（方案丙）。</w:t>
+        <w:t xml:space="preserve">同意由護理部會同資訊室建立護理負荷儀表板（方案丙）。</w:t>
       </w:r>
     </w:p>
     <w:p>

--- a/nursing-workload-proposal/院長面報摘要_草案v0.1.docx
+++ b/nursing-workload-proposal/院長面報摘要_草案v0.1.docx
@@ -161,6 +161,30 @@
           <w:rFonts w:ascii="Times New Roman" w:cs="Times New Roman" w:eastAsia="標楷體" w:hAnsi="Times New Roman"/>
         </w:rPr>
         <w:t xml:space="preserve">（已扣除合理休假）。</w:t>
+      </w:r>
+    </w:p>
+    <w:p>
+      <w:pPr>
+        <w:pStyle w:val="ListParagraph"/>
+        <w:numPr>
+          <w:ilvl w:val="0"/>
+          <w:numId w:val="2"/>
+        </w:numPr>
+        <w:spacing w:after="60" w:line="320"/>
+      </w:pPr>
+      <w:r>
+        <w:rPr>
+          <w:rFonts w:ascii="Times New Roman" w:cs="Times New Roman" w:eastAsia="標楷體" w:hAnsi="Times New Roman"/>
+          <w:b/>
+          <w:bCs/>
+        </w:rPr>
+        <w:t xml:space="preserve">看不到的負荷：</w:t>
+      </w:r>
+      <w:r>
+        <w:rPr>
+          <w:rFonts w:ascii="Times New Roman" w:cs="Times New Roman" w:eastAsia="標楷體" w:hAnsi="Times New Roman"/>
+        </w:rPr>
+        <w:t xml:space="preserve">護病比只算人數。普通病房看不到入出院周轉、病人依賴程度與病情變化；加護病房現行 TISS／APACHE 量的是病多重、治療多少，看不到翻身、清潔、看守、家屬溝通。</w:t>
       </w:r>
     </w:p>
     <w:p>
@@ -749,7 +773,7 @@
                 <w:sz w:val="22"/>
                 <w:szCs w:val="22"/>
               </w:rPr>
-              <w:t xml:space="preserve">建立護理負荷儀表板：串接現有醫囑、給藥執行、入出轉與護理紀錄，按單位、班別呈現每位護理師工作量，作為開床與人力調配依據；不增加護理師填寫，需資訊室協助</w:t>
+              <w:t xml:space="preserve">建立護理負荷儀表板：串接現有醫囑、給藥執行、入出轉與護理紀錄，按單位、班別呈現每位護理師工作量（內科、外科病房各自互比，內外科加護互比），作為開床與人力調配依據；不增加護理師填寫，需資訊室協助</w:t>
             </w:r>
           </w:p>
         </w:tc>

--- a/nursing-workload-proposal/院長面報摘要_草案v0.1.docx
+++ b/nursing-workload-proposal/院長面報摘要_草案v0.1.docx
@@ -773,7 +773,7 @@
                 <w:sz w:val="22"/>
                 <w:szCs w:val="22"/>
               </w:rPr>
-              <w:t xml:space="preserve">建立護理負荷儀表板：串接現有醫囑、給藥執行、入出轉與護理紀錄，按單位、班別呈現每位護理師工作量（內科、外科病房各自互比，內外科加護互比），作為開床與人力調配依據；不增加護理師填寫，需資訊室協助</w:t>
+              <w:t xml:space="preserve">建立護理負荷儀表板：串接現有醫囑、給藥執行、入出轉與護理紀錄，加上護理師交班一鍵自評負荷（數秒完成），按單位、班別呈現每位護理師工作量（內科、外科病房各自互比，內外科加護互比），作為開床與人力調配依據；需資訊室協助</w:t>
             </w:r>
           </w:p>
         </w:tc>
